--- a/docs/internal-test/装修服务内测-角色-客户.docx
+++ b/docs/internal-test/装修服务内测-角色-客户.docx
@@ -94,7 +94,7 @@
           <w:color w:val="1F2A26"/>
           <w:sz w:val="22"/>
         </w:rPr>
-        <w:t xml:space="preserve">（扫介绍人码）还是 </w:t>
+        <w:t xml:space="preserve">（扫推广人码）还是 </w:t>
       </w:r>
       <w:r>
         <w:rPr>
